--- a/8grade-spring/questionnaire/問卷主檔.docx
+++ b/8grade-spring/questionnaire/問卷主檔.docx
@@ -136,37 +136,6 @@
           <w:bCs/>
           <w:color w:val="2E75B6"/>
         </w:rPr>
-        <w:t>Section C</w:t>
-      </w:r>
-      <w:r>
-        <w:rPr>
-          <w:rFonts w:eastAsia="微軟正黑體"/>
-        </w:rPr>
-        <w:t xml:space="preserve"> ── 模型應用邊界條件理解</w:t>
-      </w:r>
-      <w:r>
-        <w:rPr>
-          <w:rFonts w:ascii="Calibri" w:eastAsia="Calibri" w:hAnsi="Calibri" w:cs="Calibri"/>
-          <w:i/>
-          <w:iCs/>
-          <w:color w:val="808080"/>
-          <w:sz w:val="18"/>
-          <w:szCs w:val="18"/>
-        </w:rPr>
-        <w:t xml:space="preserve"> (Boundary Conditions of Model Application)</w:t>
-      </w:r>
-    </w:p>
-    <w:p>
-      <w:pPr>
-        <w:jc w:val="center"/>
-      </w:pPr>
-      <w:r>
-        <w:rPr>
-          <w:rFonts w:ascii="Calibri" w:eastAsia="Calibri" w:hAnsi="Calibri" w:cs="Calibri"/>
-          <w:b/>
-          <w:bCs/>
-          <w:color w:val="2E75B6"/>
-        </w:rPr>
         <w:t>Section D</w:t>
       </w:r>
       <w:r>
@@ -229,37 +198,6 @@
           <w:bCs/>
           <w:color w:val="2E75B6"/>
         </w:rPr>
-        <w:t>Section F</w:t>
-      </w:r>
-      <w:r>
-        <w:rPr>
-          <w:rFonts w:eastAsia="微軟正黑體"/>
-        </w:rPr>
-        <w:t xml:space="preserve"> ── 自我調節學習 SRL</w:t>
-      </w:r>
-      <w:r>
-        <w:rPr>
-          <w:rFonts w:ascii="Calibri" w:eastAsia="Calibri" w:hAnsi="Calibri" w:cs="Calibri"/>
-          <w:i/>
-          <w:iCs/>
-          <w:color w:val="808080"/>
-          <w:sz w:val="18"/>
-          <w:szCs w:val="18"/>
-        </w:rPr>
-        <w:t xml:space="preserve"> (Self-Regulated Learning)</w:t>
-      </w:r>
-    </w:p>
-    <w:p>
-      <w:pPr>
-        <w:jc w:val="center"/>
-      </w:pPr>
-      <w:r>
-        <w:rPr>
-          <w:rFonts w:ascii="Calibri" w:eastAsia="Calibri" w:hAnsi="Calibri" w:cs="Calibri"/>
-          <w:b/>
-          <w:bCs/>
-          <w:color w:val="2E75B6"/>
-        </w:rPr>
         <w:t>Section G</w:t>
       </w:r>
       <w:r>
@@ -278,37 +216,6 @@
           <w:szCs w:val="18"/>
         </w:rPr>
         <w:t xml:space="preserve"> (AI &amp; Digital Learning)</w:t>
-      </w:r>
-    </w:p>
-    <w:p>
-      <w:pPr>
-        <w:jc w:val="center"/>
-      </w:pPr>
-      <w:r>
-        <w:rPr>
-          <w:rFonts w:ascii="Calibri" w:eastAsia="Calibri" w:hAnsi="Calibri" w:cs="Calibri"/>
-          <w:b/>
-          <w:bCs/>
-          <w:color w:val="2E75B6"/>
-        </w:rPr>
-        <w:t>Section H</w:t>
-      </w:r>
-      <w:r>
-        <w:rPr>
-          <w:rFonts w:eastAsia="微軟正黑體"/>
-        </w:rPr>
-        <w:t xml:space="preserve"> ── 開放式回饋</w:t>
-      </w:r>
-      <w:r>
-        <w:rPr>
-          <w:rFonts w:ascii="Calibri" w:eastAsia="Calibri" w:hAnsi="Calibri" w:cs="Calibri"/>
-          <w:i/>
-          <w:iCs/>
-          <w:color w:val="808080"/>
-          <w:sz w:val="18"/>
-          <w:szCs w:val="18"/>
-        </w:rPr>
-        <w:t xml:space="preserve"> (Open-ended Feedback)</w:t>
       </w:r>
     </w:p>
     <w:p>
@@ -530,12 +437,6 @@
         <w:gridCol w:w="700"/>
       </w:tblGrid>
       <w:tr>
-        <w:tblPrEx>
-          <w:tblCellMar>
-            <w:top w:w="0" w:type="dxa"/>
-            <w:bottom w:w="0" w:type="dxa"/>
-          </w:tblCellMar>
-        </w:tblPrEx>
         <w:trPr>
           <w:tblHeader/>
         </w:trPr>
@@ -850,12 +751,6 @@
         </w:tc>
       </w:tr>
       <w:tr>
-        <w:tblPrEx>
-          <w:tblCellMar>
-            <w:top w:w="0" w:type="dxa"/>
-            <w:bottom w:w="0" w:type="dxa"/>
-          </w:tblCellMar>
-        </w:tblPrEx>
         <w:tc>
           <w:tcPr>
             <w:tcW w:w="5160" w:type="dxa"/>
@@ -1086,12 +981,6 @@
         </w:tc>
       </w:tr>
       <w:tr>
-        <w:tblPrEx>
-          <w:tblCellMar>
-            <w:top w:w="0" w:type="dxa"/>
-            <w:bottom w:w="0" w:type="dxa"/>
-          </w:tblCellMar>
-        </w:tblPrEx>
         <w:tc>
           <w:tcPr>
             <w:tcW w:w="5160" w:type="dxa"/>
@@ -1338,12 +1227,6 @@
         </w:tc>
       </w:tr>
       <w:tr>
-        <w:tblPrEx>
-          <w:tblCellMar>
-            <w:top w:w="0" w:type="dxa"/>
-            <w:bottom w:w="0" w:type="dxa"/>
-          </w:tblCellMar>
-        </w:tblPrEx>
         <w:tc>
           <w:tcPr>
             <w:tcW w:w="5160" w:type="dxa"/>
@@ -1574,12 +1457,6 @@
         </w:tc>
       </w:tr>
       <w:tr>
-        <w:tblPrEx>
-          <w:tblCellMar>
-            <w:top w:w="0" w:type="dxa"/>
-            <w:bottom w:w="0" w:type="dxa"/>
-          </w:tblCellMar>
-        </w:tblPrEx>
         <w:tc>
           <w:tcPr>
             <w:tcW w:w="5160" w:type="dxa"/>
@@ -1812,12 +1689,6 @@
         </w:tc>
       </w:tr>
       <w:tr>
-        <w:tblPrEx>
-          <w:tblCellMar>
-            <w:top w:w="0" w:type="dxa"/>
-            <w:bottom w:w="0" w:type="dxa"/>
-          </w:tblCellMar>
-        </w:tblPrEx>
         <w:tc>
           <w:tcPr>
             <w:tcW w:w="5160" w:type="dxa"/>
@@ -2080,12 +1951,6 @@
         </w:tc>
       </w:tr>
       <w:tr>
-        <w:tblPrEx>
-          <w:tblCellMar>
-            <w:top w:w="0" w:type="dxa"/>
-            <w:bottom w:w="0" w:type="dxa"/>
-          </w:tblCellMar>
-        </w:tblPrEx>
         <w:tc>
           <w:tcPr>
             <w:tcW w:w="5160" w:type="dxa"/>
@@ -2316,12 +2181,6 @@
         </w:tc>
       </w:tr>
       <w:tr>
-        <w:tblPrEx>
-          <w:tblCellMar>
-            <w:top w:w="0" w:type="dxa"/>
-            <w:bottom w:w="0" w:type="dxa"/>
-          </w:tblCellMar>
-        </w:tblPrEx>
         <w:tc>
           <w:tcPr>
             <w:tcW w:w="5160" w:type="dxa"/>
@@ -2552,12 +2411,6 @@
         </w:tc>
       </w:tr>
       <w:tr>
-        <w:tblPrEx>
-          <w:tblCellMar>
-            <w:top w:w="0" w:type="dxa"/>
-            <w:bottom w:w="0" w:type="dxa"/>
-          </w:tblCellMar>
-        </w:tblPrEx>
         <w:tc>
           <w:tcPr>
             <w:tcW w:w="5160" w:type="dxa"/>
@@ -2788,12 +2641,6 @@
         </w:tc>
       </w:tr>
       <w:tr>
-        <w:tblPrEx>
-          <w:tblCellMar>
-            <w:top w:w="0" w:type="dxa"/>
-            <w:bottom w:w="0" w:type="dxa"/>
-          </w:tblCellMar>
-        </w:tblPrEx>
         <w:tc>
           <w:tcPr>
             <w:tcW w:w="5160" w:type="dxa"/>
@@ -3081,12 +2928,6 @@
         </w:tc>
       </w:tr>
       <w:tr>
-        <w:tblPrEx>
-          <w:tblCellMar>
-            <w:top w:w="0" w:type="dxa"/>
-            <w:bottom w:w="0" w:type="dxa"/>
-          </w:tblCellMar>
-        </w:tblPrEx>
         <w:tc>
           <w:tcPr>
             <w:tcW w:w="5160" w:type="dxa"/>
@@ -3113,7 +2954,7 @@
                 <w:sz w:val="20"/>
                 <w:szCs w:val="20"/>
               </w:rPr>
-              <w:t xml:space="preserve">C3. </w:t>
+              <w:t xml:space="preserve">C5. </w:t>
             </w:r>
             <w:r>
               <w:rPr>
@@ -3121,7 +2962,7 @@
                 <w:sz w:val="20"/>
                 <w:szCs w:val="20"/>
               </w:rPr>
-              <w:t>我了解橡皮筋有一個「材料極限」，超過這個範圍它會變得越來越難拉動。</w:t>
+              <w:t>如果有人說「所有彈性物體都遵守虎克定律」，我能用實驗結果指出這句話的問題。</w:t>
             </w:r>
           </w:p>
           <w:p>
@@ -3144,7 +2985,7 @@
                 <w:sz w:val="16"/>
                 <w:szCs w:val="16"/>
               </w:rPr>
-              <w:t>〔出處：Gent (1996) – 鎖鏈延伸極限〕</w:t>
+              <w:t>〔出處：改編自 Smith &amp; diSessa (1993) – Misconceptions〕</w:t>
             </w:r>
           </w:p>
         </w:tc>
@@ -3342,12 +3183,6 @@
         </w:tc>
       </w:tr>
       <w:tr>
-        <w:tblPrEx>
-          <w:tblCellMar>
-            <w:top w:w="0" w:type="dxa"/>
-            <w:bottom w:w="0" w:type="dxa"/>
-          </w:tblCellMar>
-        </w:tblPrEx>
         <w:tc>
           <w:tcPr>
             <w:tcW w:w="5160" w:type="dxa"/>
@@ -3374,7 +3209,7 @@
                 <w:sz w:val="20"/>
                 <w:szCs w:val="20"/>
               </w:rPr>
-              <w:t xml:space="preserve">C5. </w:t>
+              <w:t xml:space="preserve">C7. </w:t>
             </w:r>
             <w:r>
               <w:rPr>
@@ -3382,7 +3217,23 @@
                 <w:sz w:val="20"/>
                 <w:szCs w:val="20"/>
               </w:rPr>
-              <w:t>如果有人說「所有彈性物體都遵守虎克定律」，我能用實驗結果指出這句話的問題。</w:t>
+              <w:t>我能舉出至少一個「虎克定律不適用」的真實生活</w:t>
+            </w:r>
+            <w:r>
+              <w:rPr>
+                <w:rFonts w:eastAsia="微軟正黑體" w:hint="eastAsia"/>
+                <w:sz w:val="20"/>
+                <w:szCs w:val="20"/>
+              </w:rPr>
+              <w:t>例子</w:t>
+            </w:r>
+            <w:r>
+              <w:rPr>
+                <w:rFonts w:eastAsia="微軟正黑體"/>
+                <w:sz w:val="20"/>
+                <w:szCs w:val="20"/>
+              </w:rPr>
+              <w:t>。</w:t>
             </w:r>
           </w:p>
           <w:p>
@@ -3405,7 +3256,7 @@
                 <w:sz w:val="16"/>
                 <w:szCs w:val="16"/>
               </w:rPr>
-              <w:t>〔出處：改編自 Smith &amp; diSessa (1993) – Misconceptions〕</w:t>
+              <w:t>〔出處：改編自 Hestenes (1992) – Modeling Theory〕</w:t>
             </w:r>
           </w:p>
         </w:tc>
@@ -3603,12 +3454,6 @@
         </w:tc>
       </w:tr>
       <w:tr>
-        <w:tblPrEx>
-          <w:tblCellMar>
-            <w:top w:w="0" w:type="dxa"/>
-            <w:bottom w:w="0" w:type="dxa"/>
-          </w:tblCellMar>
-        </w:tblPrEx>
         <w:tc>
           <w:tcPr>
             <w:tcW w:w="5160" w:type="dxa"/>
@@ -3635,7 +3480,7 @@
                 <w:sz w:val="20"/>
                 <w:szCs w:val="20"/>
               </w:rPr>
-              <w:t xml:space="preserve">C7. </w:t>
+              <w:t xml:space="preserve">C8. </w:t>
             </w:r>
             <w:r>
               <w:rPr>
@@ -3643,23 +3488,7 @@
                 <w:sz w:val="20"/>
                 <w:szCs w:val="20"/>
               </w:rPr>
-              <w:t>我能舉出至少一個「虎克定律不適用」的真實生活</w:t>
-            </w:r>
-            <w:r>
-              <w:rPr>
-                <w:rFonts w:eastAsia="微軟正黑體" w:hint="eastAsia"/>
-                <w:sz w:val="20"/>
-                <w:szCs w:val="20"/>
-              </w:rPr>
-              <w:t>例子</w:t>
-            </w:r>
-            <w:r>
-              <w:rPr>
-                <w:rFonts w:eastAsia="微軟正黑體"/>
-                <w:sz w:val="20"/>
-                <w:szCs w:val="20"/>
-              </w:rPr>
-              <w:t>。</w:t>
+              <w:t>我了解每一個科學模型都有它的「假設前提」，違反前提時模型就會失效。</w:t>
             </w:r>
           </w:p>
           <w:p>
@@ -3682,7 +3511,7 @@
                 <w:sz w:val="16"/>
                 <w:szCs w:val="16"/>
               </w:rPr>
-              <w:t>〔出處：改編自 Hestenes (1992) – Modeling Theory〕</w:t>
+              <w:t>〔出處：Halloun (2007) – Modeling Theory〕</w:t>
             </w:r>
           </w:p>
         </w:tc>
@@ -3880,273 +3709,6 @@
         </w:tc>
       </w:tr>
       <w:tr>
-        <w:tblPrEx>
-          <w:tblCellMar>
-            <w:top w:w="0" w:type="dxa"/>
-            <w:bottom w:w="0" w:type="dxa"/>
-          </w:tblCellMar>
-        </w:tblPrEx>
-        <w:tc>
-          <w:tcPr>
-            <w:tcW w:w="5160" w:type="dxa"/>
-            <w:tcBorders>
-              <w:top w:val="single" w:sz="4" w:space="0" w:color="BFBFBF"/>
-              <w:left w:val="single" w:sz="4" w:space="0" w:color="BFBFBF"/>
-              <w:bottom w:val="single" w:sz="4" w:space="0" w:color="BFBFBF"/>
-              <w:right w:val="single" w:sz="4" w:space="0" w:color="BFBFBF"/>
-            </w:tcBorders>
-            <w:tcMar>
-              <w:top w:w="70" w:type="dxa"/>
-              <w:left w:w="100" w:type="dxa"/>
-              <w:bottom w:w="70" w:type="dxa"/>
-              <w:right w:w="100" w:type="dxa"/>
-            </w:tcMar>
-          </w:tcPr>
-          <w:p>
-            <w:r>
-              <w:rPr>
-                <w:rFonts w:eastAsia="微軟正黑體"/>
-                <w:b/>
-                <w:bCs/>
-                <w:color w:val="1F4E79"/>
-                <w:sz w:val="20"/>
-                <w:szCs w:val="20"/>
-              </w:rPr>
-              <w:t xml:space="preserve">C8. </w:t>
-            </w:r>
-            <w:r>
-              <w:rPr>
-                <w:rFonts w:eastAsia="微軟正黑體"/>
-                <w:sz w:val="20"/>
-                <w:szCs w:val="20"/>
-              </w:rPr>
-              <w:t>我了解每一個科學模型都有它的「假設前提」，違反前提時模型就會失效。</w:t>
-            </w:r>
-          </w:p>
-          <w:p>
-            <w:pPr>
-              <w:rPr>
-                <w:rFonts w:eastAsia="微軟正黑體"/>
-                <w:b/>
-                <w:bCs/>
-                <w:color w:val="1F4E79"/>
-                <w:sz w:val="20"/>
-                <w:szCs w:val="20"/>
-              </w:rPr>
-            </w:pPr>
-            <w:r>
-              <w:rPr>
-                <w:rFonts w:eastAsia="微軟正黑體"/>
-                <w:i/>
-                <w:iCs/>
-                <w:color w:val="808080"/>
-                <w:sz w:val="16"/>
-                <w:szCs w:val="16"/>
-              </w:rPr>
-              <w:t>〔出處：Halloun (2007) – Modeling Theory〕</w:t>
-            </w:r>
-          </w:p>
-        </w:tc>
-        <w:tc>
-          <w:tcPr>
-            <w:tcW w:w="700" w:type="dxa"/>
-            <w:tcBorders>
-              <w:top w:val="single" w:sz="4" w:space="0" w:color="BFBFBF"/>
-              <w:left w:val="single" w:sz="4" w:space="0" w:color="BFBFBF"/>
-              <w:bottom w:val="single" w:sz="4" w:space="0" w:color="BFBFBF"/>
-              <w:right w:val="single" w:sz="4" w:space="0" w:color="BFBFBF"/>
-            </w:tcBorders>
-            <w:tcMar>
-              <w:top w:w="70" w:type="dxa"/>
-              <w:left w:w="60" w:type="dxa"/>
-              <w:bottom w:w="70" w:type="dxa"/>
-              <w:right w:w="60" w:type="dxa"/>
-            </w:tcMar>
-            <w:vAlign w:val="center"/>
-          </w:tcPr>
-          <w:p>
-            <w:pPr>
-              <w:jc w:val="center"/>
-              <w:rPr>
-                <w:rFonts w:eastAsia="微軟正黑體"/>
-              </w:rPr>
-            </w:pPr>
-            <w:r>
-              <w:rPr>
-                <w:rFonts w:eastAsia="微軟正黑體"/>
-              </w:rPr>
-              <w:t>○</w:t>
-            </w:r>
-          </w:p>
-        </w:tc>
-        <w:tc>
-          <w:tcPr>
-            <w:tcW w:w="700" w:type="dxa"/>
-            <w:tcBorders>
-              <w:top w:val="single" w:sz="4" w:space="0" w:color="BFBFBF"/>
-              <w:left w:val="single" w:sz="4" w:space="0" w:color="BFBFBF"/>
-              <w:bottom w:val="single" w:sz="4" w:space="0" w:color="BFBFBF"/>
-              <w:right w:val="single" w:sz="4" w:space="0" w:color="BFBFBF"/>
-            </w:tcBorders>
-            <w:tcMar>
-              <w:top w:w="70" w:type="dxa"/>
-              <w:left w:w="60" w:type="dxa"/>
-              <w:bottom w:w="70" w:type="dxa"/>
-              <w:right w:w="60" w:type="dxa"/>
-            </w:tcMar>
-            <w:vAlign w:val="center"/>
-          </w:tcPr>
-          <w:p>
-            <w:pPr>
-              <w:jc w:val="center"/>
-              <w:rPr>
-                <w:rFonts w:eastAsia="微軟正黑體"/>
-              </w:rPr>
-            </w:pPr>
-            <w:r>
-              <w:rPr>
-                <w:rFonts w:eastAsia="微軟正黑體"/>
-              </w:rPr>
-              <w:t>○</w:t>
-            </w:r>
-          </w:p>
-        </w:tc>
-        <w:tc>
-          <w:tcPr>
-            <w:tcW w:w="700" w:type="dxa"/>
-            <w:tcBorders>
-              <w:top w:val="single" w:sz="4" w:space="0" w:color="BFBFBF"/>
-              <w:left w:val="single" w:sz="4" w:space="0" w:color="BFBFBF"/>
-              <w:bottom w:val="single" w:sz="4" w:space="0" w:color="BFBFBF"/>
-              <w:right w:val="single" w:sz="4" w:space="0" w:color="BFBFBF"/>
-            </w:tcBorders>
-            <w:tcMar>
-              <w:top w:w="70" w:type="dxa"/>
-              <w:left w:w="60" w:type="dxa"/>
-              <w:bottom w:w="70" w:type="dxa"/>
-              <w:right w:w="60" w:type="dxa"/>
-            </w:tcMar>
-            <w:vAlign w:val="center"/>
-          </w:tcPr>
-          <w:p>
-            <w:pPr>
-              <w:jc w:val="center"/>
-              <w:rPr>
-                <w:rFonts w:eastAsia="微軟正黑體"/>
-              </w:rPr>
-            </w:pPr>
-            <w:r>
-              <w:rPr>
-                <w:rFonts w:eastAsia="微軟正黑體"/>
-              </w:rPr>
-              <w:t>○</w:t>
-            </w:r>
-          </w:p>
-        </w:tc>
-        <w:tc>
-          <w:tcPr>
-            <w:tcW w:w="700" w:type="dxa"/>
-            <w:tcBorders>
-              <w:top w:val="single" w:sz="4" w:space="0" w:color="BFBFBF"/>
-              <w:left w:val="single" w:sz="4" w:space="0" w:color="BFBFBF"/>
-              <w:bottom w:val="single" w:sz="4" w:space="0" w:color="BFBFBF"/>
-              <w:right w:val="single" w:sz="4" w:space="0" w:color="BFBFBF"/>
-            </w:tcBorders>
-            <w:tcMar>
-              <w:top w:w="70" w:type="dxa"/>
-              <w:left w:w="60" w:type="dxa"/>
-              <w:bottom w:w="70" w:type="dxa"/>
-              <w:right w:w="60" w:type="dxa"/>
-            </w:tcMar>
-            <w:vAlign w:val="center"/>
-          </w:tcPr>
-          <w:p>
-            <w:pPr>
-              <w:jc w:val="center"/>
-              <w:rPr>
-                <w:rFonts w:eastAsia="微軟正黑體"/>
-              </w:rPr>
-            </w:pPr>
-            <w:r>
-              <w:rPr>
-                <w:rFonts w:eastAsia="微軟正黑體"/>
-              </w:rPr>
-              <w:t>○</w:t>
-            </w:r>
-          </w:p>
-        </w:tc>
-        <w:tc>
-          <w:tcPr>
-            <w:tcW w:w="700" w:type="dxa"/>
-            <w:tcBorders>
-              <w:top w:val="single" w:sz="4" w:space="0" w:color="BFBFBF"/>
-              <w:left w:val="single" w:sz="4" w:space="0" w:color="BFBFBF"/>
-              <w:bottom w:val="single" w:sz="4" w:space="0" w:color="BFBFBF"/>
-              <w:right w:val="single" w:sz="4" w:space="0" w:color="BFBFBF"/>
-            </w:tcBorders>
-            <w:tcMar>
-              <w:top w:w="70" w:type="dxa"/>
-              <w:left w:w="60" w:type="dxa"/>
-              <w:bottom w:w="70" w:type="dxa"/>
-              <w:right w:w="60" w:type="dxa"/>
-            </w:tcMar>
-            <w:vAlign w:val="center"/>
-          </w:tcPr>
-          <w:p>
-            <w:pPr>
-              <w:jc w:val="center"/>
-              <w:rPr>
-                <w:rFonts w:eastAsia="微軟正黑體"/>
-              </w:rPr>
-            </w:pPr>
-            <w:r>
-              <w:rPr>
-                <w:rFonts w:eastAsia="微軟正黑體"/>
-              </w:rPr>
-              <w:t>○</w:t>
-            </w:r>
-          </w:p>
-        </w:tc>
-        <w:tc>
-          <w:tcPr>
-            <w:tcW w:w="700" w:type="dxa"/>
-            <w:tcBorders>
-              <w:top w:val="single" w:sz="4" w:space="0" w:color="BFBFBF"/>
-              <w:left w:val="single" w:sz="4" w:space="0" w:color="BFBFBF"/>
-              <w:bottom w:val="single" w:sz="4" w:space="0" w:color="BFBFBF"/>
-              <w:right w:val="single" w:sz="4" w:space="0" w:color="BFBFBF"/>
-            </w:tcBorders>
-            <w:tcMar>
-              <w:top w:w="70" w:type="dxa"/>
-              <w:left w:w="60" w:type="dxa"/>
-              <w:bottom w:w="70" w:type="dxa"/>
-              <w:right w:w="60" w:type="dxa"/>
-            </w:tcMar>
-            <w:vAlign w:val="center"/>
-          </w:tcPr>
-          <w:p>
-            <w:pPr>
-              <w:jc w:val="center"/>
-              <w:rPr>
-                <w:rFonts w:eastAsia="微軟正黑體"/>
-              </w:rPr>
-            </w:pPr>
-            <w:r>
-              <w:rPr>
-                <w:rFonts w:eastAsia="微軟正黑體"/>
-              </w:rPr>
-              <w:t>○</w:t>
-            </w:r>
-          </w:p>
-        </w:tc>
-      </w:tr>
-      <w:tr>
-        <w:tblPrEx>
-          <w:tblCellMar>
-            <w:top w:w="0" w:type="dxa"/>
-            <w:bottom w:w="0" w:type="dxa"/>
-          </w:tblCellMar>
-        </w:tblPrEx>
         <w:tc>
           <w:tcPr>
             <w:tcW w:w="5160" w:type="dxa"/>
@@ -4407,7 +3969,6 @@
         <w:pStyle w:val="1"/>
       </w:pPr>
       <w:r>
-        <w:lastRenderedPageBreak/>
         <w:t>Section D — 探究學習成效 Inquiry-Based Learning</w:t>
       </w:r>
     </w:p>
@@ -4424,7 +3985,19 @@
           <w:sz w:val="18"/>
           <w:szCs w:val="18"/>
         </w:rPr>
-        <w:t>理論背景：採 Pedaste et al. (2015) 探究學習五階段框架（Orientation / Conceptualization / Investigation / Conclusion / Discussion），並援引 Furtak et al. (2012) 與 Minner et al. (2010) 之探究教學成效後設分析、Bell et al. (2010) 合作探究、以及 NGSS 科學實踐能力指標。</w:t>
+        <w:t xml:space="preserve">理論背景：採 Pedaste et al. (2015) 探究學習五階段框架（Orientation / Conceptualization / Investigation / Conclusion / </w:t>
+      </w:r>
+      <w:r>
+        <w:rPr>
+          <w:rFonts w:eastAsia="微軟正黑體"/>
+          <w:i/>
+          <w:iCs/>
+          <w:color w:val="595959"/>
+          <w:sz w:val="18"/>
+          <w:szCs w:val="18"/>
+        </w:rPr>
+        <w:lastRenderedPageBreak/>
+        <w:t>Discussion），並援引 Furtak et al. (2012) 與 Minner et al. (2010) 之探究教學成效後設分析、Bell et al. (2010) 合作探究、以及 NGSS 科學實踐能力指標。</w:t>
       </w:r>
     </w:p>
     <w:p>
@@ -4459,12 +4032,6 @@
         <w:gridCol w:w="699"/>
       </w:tblGrid>
       <w:tr>
-        <w:tblPrEx>
-          <w:tblCellMar>
-            <w:top w:w="0" w:type="dxa"/>
-            <w:bottom w:w="0" w:type="dxa"/>
-          </w:tblCellMar>
-        </w:tblPrEx>
         <w:trPr>
           <w:tblHeader/>
         </w:trPr>
@@ -4779,12 +4346,6 @@
         </w:tc>
       </w:tr>
       <w:tr>
-        <w:tblPrEx>
-          <w:tblCellMar>
-            <w:top w:w="0" w:type="dxa"/>
-            <w:bottom w:w="0" w:type="dxa"/>
-          </w:tblCellMar>
-        </w:tblPrEx>
         <w:tc>
           <w:tcPr>
             <w:tcW w:w="5166" w:type="dxa"/>
@@ -5015,12 +4576,6 @@
         </w:tc>
       </w:tr>
       <w:tr>
-        <w:tblPrEx>
-          <w:tblCellMar>
-            <w:top w:w="0" w:type="dxa"/>
-            <w:bottom w:w="0" w:type="dxa"/>
-          </w:tblCellMar>
-        </w:tblPrEx>
         <w:tc>
           <w:tcPr>
             <w:tcW w:w="5166" w:type="dxa"/>
@@ -5267,12 +4822,6 @@
         </w:tc>
       </w:tr>
       <w:tr>
-        <w:tblPrEx>
-          <w:tblCellMar>
-            <w:top w:w="0" w:type="dxa"/>
-            <w:bottom w:w="0" w:type="dxa"/>
-          </w:tblCellMar>
-        </w:tblPrEx>
         <w:tc>
           <w:tcPr>
             <w:tcW w:w="5166" w:type="dxa"/>
@@ -5503,12 +5052,6 @@
         </w:tc>
       </w:tr>
       <w:tr>
-        <w:tblPrEx>
-          <w:tblCellMar>
-            <w:top w:w="0" w:type="dxa"/>
-            <w:bottom w:w="0" w:type="dxa"/>
-          </w:tblCellMar>
-        </w:tblPrEx>
         <w:tc>
           <w:tcPr>
             <w:tcW w:w="5166" w:type="dxa"/>
@@ -5739,12 +5282,6 @@
         </w:tc>
       </w:tr>
       <w:tr>
-        <w:tblPrEx>
-          <w:tblCellMar>
-            <w:top w:w="0" w:type="dxa"/>
-            <w:bottom w:w="0" w:type="dxa"/>
-          </w:tblCellMar>
-        </w:tblPrEx>
         <w:tc>
           <w:tcPr>
             <w:tcW w:w="5166" w:type="dxa"/>
@@ -6014,12 +5551,6 @@
         </w:tc>
       </w:tr>
       <w:tr>
-        <w:tblPrEx>
-          <w:tblCellMar>
-            <w:top w:w="0" w:type="dxa"/>
-            <w:bottom w:w="0" w:type="dxa"/>
-          </w:tblCellMar>
-        </w:tblPrEx>
         <w:tc>
           <w:tcPr>
             <w:tcW w:w="5166" w:type="dxa"/>
@@ -6250,12 +5781,6 @@
         </w:tc>
       </w:tr>
       <w:tr>
-        <w:tblPrEx>
-          <w:tblCellMar>
-            <w:top w:w="0" w:type="dxa"/>
-            <w:bottom w:w="0" w:type="dxa"/>
-          </w:tblCellMar>
-        </w:tblPrEx>
         <w:tc>
           <w:tcPr>
             <w:tcW w:w="5166" w:type="dxa"/>
@@ -6486,12 +6011,6 @@
         </w:tc>
       </w:tr>
       <w:tr>
-        <w:tblPrEx>
-          <w:tblCellMar>
-            <w:top w:w="0" w:type="dxa"/>
-            <w:bottom w:w="0" w:type="dxa"/>
-          </w:tblCellMar>
-        </w:tblPrEx>
         <w:tc>
           <w:tcPr>
             <w:tcW w:w="5166" w:type="dxa"/>
@@ -6722,12 +6241,6 @@
         </w:tc>
       </w:tr>
       <w:tr>
-        <w:tblPrEx>
-          <w:tblCellMar>
-            <w:top w:w="0" w:type="dxa"/>
-            <w:bottom w:w="0" w:type="dxa"/>
-          </w:tblCellMar>
-        </w:tblPrEx>
         <w:tc>
           <w:tcPr>
             <w:tcW w:w="5166" w:type="dxa"/>
@@ -6778,7 +6291,6 @@
                 <w:sz w:val="16"/>
                 <w:szCs w:val="16"/>
               </w:rPr>
-              <w:lastRenderedPageBreak/>
               <w:t>〔出處：改編自 NGSS Science Practices〕</w:t>
             </w:r>
           </w:p>
@@ -6808,7 +6320,6 @@
               <w:rPr>
                 <w:rFonts w:eastAsia="微軟正黑體"/>
               </w:rPr>
-              <w:lastRenderedPageBreak/>
               <w:t>○</w:t>
             </w:r>
           </w:p>
@@ -6965,6 +6476,7 @@
         <w:pStyle w:val="1"/>
       </w:pPr>
       <w:r>
+        <w:lastRenderedPageBreak/>
         <w:t>Section E — 模擬實驗效果 Simulation Effectiveness</w:t>
       </w:r>
     </w:p>
@@ -7016,12 +6528,6 @@
         <w:gridCol w:w="699"/>
       </w:tblGrid>
       <w:tr>
-        <w:tblPrEx>
-          <w:tblCellMar>
-            <w:top w:w="0" w:type="dxa"/>
-            <w:bottom w:w="0" w:type="dxa"/>
-          </w:tblCellMar>
-        </w:tblPrEx>
         <w:trPr>
           <w:tblHeader/>
         </w:trPr>
@@ -7336,12 +6842,6 @@
         </w:tc>
       </w:tr>
       <w:tr>
-        <w:tblPrEx>
-          <w:tblCellMar>
-            <w:top w:w="0" w:type="dxa"/>
-            <w:bottom w:w="0" w:type="dxa"/>
-          </w:tblCellMar>
-        </w:tblPrEx>
         <w:tc>
           <w:tcPr>
             <w:tcW w:w="5165" w:type="dxa"/>
@@ -7572,12 +7072,6 @@
         </w:tc>
       </w:tr>
       <w:tr>
-        <w:tblPrEx>
-          <w:tblCellMar>
-            <w:top w:w="0" w:type="dxa"/>
-            <w:bottom w:w="0" w:type="dxa"/>
-          </w:tblCellMar>
-        </w:tblPrEx>
         <w:tc>
           <w:tcPr>
             <w:tcW w:w="5165" w:type="dxa"/>
@@ -7808,12 +7302,6 @@
         </w:tc>
       </w:tr>
       <w:tr>
-        <w:tblPrEx>
-          <w:tblCellMar>
-            <w:top w:w="0" w:type="dxa"/>
-            <w:bottom w:w="0" w:type="dxa"/>
-          </w:tblCellMar>
-        </w:tblPrEx>
         <w:tc>
           <w:tcPr>
             <w:tcW w:w="5165" w:type="dxa"/>
@@ -8044,12 +7532,6 @@
         </w:tc>
       </w:tr>
       <w:tr>
-        <w:tblPrEx>
-          <w:tblCellMar>
-            <w:top w:w="0" w:type="dxa"/>
-            <w:bottom w:w="0" w:type="dxa"/>
-          </w:tblCellMar>
-        </w:tblPrEx>
         <w:tc>
           <w:tcPr>
             <w:tcW w:w="5165" w:type="dxa"/>
@@ -8280,12 +7762,6 @@
         </w:tc>
       </w:tr>
       <w:tr>
-        <w:tblPrEx>
-          <w:tblCellMar>
-            <w:top w:w="0" w:type="dxa"/>
-            <w:bottom w:w="0" w:type="dxa"/>
-          </w:tblCellMar>
-        </w:tblPrEx>
         <w:tc>
           <w:tcPr>
             <w:tcW w:w="5165" w:type="dxa"/>
@@ -8516,12 +7992,6 @@
         </w:tc>
       </w:tr>
       <w:tr>
-        <w:tblPrEx>
-          <w:tblCellMar>
-            <w:top w:w="0" w:type="dxa"/>
-            <w:bottom w:w="0" w:type="dxa"/>
-          </w:tblCellMar>
-        </w:tblPrEx>
         <w:tc>
           <w:tcPr>
             <w:tcW w:w="5165" w:type="dxa"/>
@@ -8752,12 +8222,6 @@
         </w:tc>
       </w:tr>
       <w:tr>
-        <w:tblPrEx>
-          <w:tblCellMar>
-            <w:top w:w="0" w:type="dxa"/>
-            <w:bottom w:w="0" w:type="dxa"/>
-          </w:tblCellMar>
-        </w:tblPrEx>
         <w:tc>
           <w:tcPr>
             <w:tcW w:w="5165" w:type="dxa"/>
@@ -8988,12 +8452,6 @@
         </w:tc>
       </w:tr>
       <w:tr>
-        <w:tblPrEx>
-          <w:tblCellMar>
-            <w:top w:w="0" w:type="dxa"/>
-            <w:bottom w:w="0" w:type="dxa"/>
-          </w:tblCellMar>
-        </w:tblPrEx>
         <w:tc>
           <w:tcPr>
             <w:tcW w:w="5165" w:type="dxa"/>
@@ -9020,7 +8478,6 @@
                 <w:sz w:val="20"/>
                 <w:szCs w:val="20"/>
               </w:rPr>
-              <w:lastRenderedPageBreak/>
               <w:t xml:space="preserve">E9. </w:t>
             </w:r>
             <w:r>
@@ -9241,12 +8698,6 @@
         </w:tc>
       </w:tr>
       <w:tr>
-        <w:tblPrEx>
-          <w:tblCellMar>
-            <w:top w:w="0" w:type="dxa"/>
-            <w:bottom w:w="0" w:type="dxa"/>
-          </w:tblCellMar>
-        </w:tblPrEx>
         <w:tc>
           <w:tcPr>
             <w:tcW w:w="5165" w:type="dxa"/>
@@ -9297,6 +8748,7 @@
                 <w:sz w:val="16"/>
                 <w:szCs w:val="16"/>
               </w:rPr>
+              <w:lastRenderedPageBreak/>
               <w:t>〔出處：改編自 Smetana &amp; Bell (2012)〕</w:t>
             </w:r>
           </w:p>
@@ -9326,6 +8778,7 @@
               <w:rPr>
                 <w:rFonts w:eastAsia="微軟正黑體"/>
               </w:rPr>
+              <w:lastRenderedPageBreak/>
               <w:t>○</w:t>
             </w:r>
           </w:p>
@@ -9533,12 +8986,6 @@
         <w:gridCol w:w="700"/>
       </w:tblGrid>
       <w:tr>
-        <w:tblPrEx>
-          <w:tblCellMar>
-            <w:top w:w="0" w:type="dxa"/>
-            <w:bottom w:w="0" w:type="dxa"/>
-          </w:tblCellMar>
-        </w:tblPrEx>
         <w:trPr>
           <w:tblHeader/>
         </w:trPr>
@@ -9853,12 +9300,6 @@
         </w:tc>
       </w:tr>
       <w:tr>
-        <w:tblPrEx>
-          <w:tblCellMar>
-            <w:top w:w="0" w:type="dxa"/>
-            <w:bottom w:w="0" w:type="dxa"/>
-          </w:tblCellMar>
-        </w:tblPrEx>
         <w:tc>
           <w:tcPr>
             <w:tcW w:w="5400" w:type="dxa"/>
@@ -10089,12 +9530,6 @@
         </w:tc>
       </w:tr>
       <w:tr>
-        <w:tblPrEx>
-          <w:tblCellMar>
-            <w:top w:w="0" w:type="dxa"/>
-            <w:bottom w:w="0" w:type="dxa"/>
-          </w:tblCellMar>
-        </w:tblPrEx>
         <w:tc>
           <w:tcPr>
             <w:tcW w:w="5400" w:type="dxa"/>
@@ -10325,12 +9760,6 @@
         </w:tc>
       </w:tr>
       <w:tr>
-        <w:tblPrEx>
-          <w:tblCellMar>
-            <w:top w:w="0" w:type="dxa"/>
-            <w:bottom w:w="0" w:type="dxa"/>
-          </w:tblCellMar>
-        </w:tblPrEx>
         <w:tc>
           <w:tcPr>
             <w:tcW w:w="5400" w:type="dxa"/>
@@ -10561,12 +9990,6 @@
         </w:tc>
       </w:tr>
       <w:tr>
-        <w:tblPrEx>
-          <w:tblCellMar>
-            <w:top w:w="0" w:type="dxa"/>
-            <w:bottom w:w="0" w:type="dxa"/>
-          </w:tblCellMar>
-        </w:tblPrEx>
         <w:tc>
           <w:tcPr>
             <w:tcW w:w="5400" w:type="dxa"/>
@@ -10797,12 +10220,6 @@
         </w:tc>
       </w:tr>
       <w:tr>
-        <w:tblPrEx>
-          <w:tblCellMar>
-            <w:top w:w="0" w:type="dxa"/>
-            <w:bottom w:w="0" w:type="dxa"/>
-          </w:tblCellMar>
-        </w:tblPrEx>
         <w:tc>
           <w:tcPr>
             <w:tcW w:w="5400" w:type="dxa"/>
@@ -11033,12 +10450,6 @@
         </w:tc>
       </w:tr>
       <w:tr>
-        <w:tblPrEx>
-          <w:tblCellMar>
-            <w:top w:w="0" w:type="dxa"/>
-            <w:bottom w:w="0" w:type="dxa"/>
-          </w:tblCellMar>
-        </w:tblPrEx>
         <w:tc>
           <w:tcPr>
             <w:tcW w:w="5400" w:type="dxa"/>
@@ -11073,16 +10484,7 @@
                 <w:sz w:val="20"/>
                 <w:szCs w:val="20"/>
               </w:rPr>
-              <w:t>如果有 AI 助教在我做模擬時可以「即時回答我的疑</w:t>
-            </w:r>
-            <w:r>
-              <w:rPr>
-                <w:rFonts w:eastAsia="微軟正黑體"/>
-                <w:sz w:val="20"/>
-                <w:szCs w:val="20"/>
-              </w:rPr>
-              <w:lastRenderedPageBreak/>
-              <w:t>問」，會讓我更願意深入探究。</w:t>
+              <w:t>如果有 AI 助教在我做模擬時可以「即時回答我的疑問」，會讓我更願意深入探究。</w:t>
             </w:r>
           </w:p>
           <w:p>
@@ -11127,7 +10529,6 @@
               <w:rPr>
                 <w:rFonts w:eastAsia="微軟正黑體"/>
               </w:rPr>
-              <w:lastRenderedPageBreak/>
               <w:t>○</w:t>
             </w:r>
           </w:p>
@@ -11279,12 +10680,6 @@
         </w:tc>
       </w:tr>
       <w:tr>
-        <w:tblPrEx>
-          <w:tblCellMar>
-            <w:top w:w="0" w:type="dxa"/>
-            <w:bottom w:w="0" w:type="dxa"/>
-          </w:tblCellMar>
-        </w:tblPrEx>
         <w:tc>
           <w:tcPr>
             <w:tcW w:w="5400" w:type="dxa"/>
@@ -11515,12 +10910,6 @@
         </w:tc>
       </w:tr>
       <w:tr>
-        <w:tblPrEx>
-          <w:tblCellMar>
-            <w:top w:w="0" w:type="dxa"/>
-            <w:bottom w:w="0" w:type="dxa"/>
-          </w:tblCellMar>
-        </w:tblPrEx>
         <w:tc>
           <w:tcPr>
             <w:tcW w:w="5400" w:type="dxa"/>
@@ -11547,6 +10936,7 @@
                 <w:sz w:val="20"/>
                 <w:szCs w:val="20"/>
               </w:rPr>
+              <w:lastRenderedPageBreak/>
               <w:t xml:space="preserve">G8. </w:t>
             </w:r>
             <w:r>
@@ -11754,9 +11144,6 @@
     <w:p>
       <w:pPr>
         <w:spacing w:before="40" w:after="60" w:line="280" w:lineRule="auto"/>
-        <w:rPr>
-          <w:rFonts w:hint="eastAsia"/>
-        </w:rPr>
       </w:pPr>
     </w:p>
     <w:sectPr>
